--- a/doc/ТЗ.docx
+++ b/doc/ТЗ.docx
@@ -8,6 +8,12 @@
         <w:bidi w:val="0"/>
         <w:jc w:val="center"/>
         <w:rPr>
+          <w:b w:val="false"/>
+          <w:b w:val="false"/>
+          <w:bCs w:val="false"/>
+          <w:i w:val="false"/>
+          <w:i w:val="false"/>
+          <w:iCs w:val="false"/>
           <w:sz w:val="48"/>
           <w:szCs w:val="48"/>
           <w:lang w:val="ru-RU"/>
@@ -15,6 +21,10 @@
       </w:pPr>
       <w:r>
         <w:rPr>
+          <w:b w:val="false"/>
+          <w:bCs w:val="false"/>
+          <w:i w:val="false"/>
+          <w:iCs w:val="false"/>
           <w:sz w:val="48"/>
           <w:szCs w:val="48"/>
           <w:lang w:val="ru-RU"/>
@@ -169,88 +179,294 @@
       </w:pPr>
       <w:r>
         <w:rPr>
-          <w:sz w:val="36"/>
-          <w:szCs w:val="36"/>
-          <w:lang w:val="ru-RU"/>
-        </w:rPr>
-        <w:t>Григорий Бобков: создание и изменение базы данных, стартовое окно, окно авторизации и регистрации</w:t>
-      </w:r>
-    </w:p>
-    <w:p>
-      <w:pPr>
-        <w:pStyle w:val="Normal"/>
-        <w:bidi w:val="0"/>
-        <w:jc w:val="left"/>
-        <w:rPr>
-          <w:sz w:val="36"/>
-          <w:szCs w:val="36"/>
-          <w:lang w:val="ru-RU"/>
-        </w:rPr>
-      </w:pPr>
-      <w:r>
-        <w:rPr>
-          <w:sz w:val="36"/>
-          <w:szCs w:val="36"/>
-          <w:lang w:val="ru-RU"/>
-        </w:rPr>
-      </w:r>
-    </w:p>
-    <w:p>
-      <w:pPr>
-        <w:pStyle w:val="Normal"/>
-        <w:bidi w:val="0"/>
-        <w:jc w:val="left"/>
-        <w:rPr>
-          <w:sz w:val="36"/>
-          <w:szCs w:val="36"/>
-          <w:lang w:val="ru-RU"/>
-        </w:rPr>
-      </w:pPr>
-      <w:r>
-        <w:rPr>
-          <w:sz w:val="36"/>
-          <w:szCs w:val="36"/>
-          <w:lang w:val="ru-RU"/>
-        </w:rPr>
-        <w:t>Бугреев Роман: создание игровых уровней и управления персонажем игры</w:t>
-      </w:r>
-    </w:p>
-    <w:p>
-      <w:pPr>
-        <w:pStyle w:val="Normal"/>
-        <w:bidi w:val="0"/>
-        <w:jc w:val="left"/>
-        <w:rPr>
-          <w:sz w:val="36"/>
-          <w:szCs w:val="36"/>
-          <w:lang w:val="ru-RU"/>
-        </w:rPr>
-      </w:pPr>
-      <w:r>
-        <w:rPr>
-          <w:sz w:val="36"/>
-          <w:szCs w:val="36"/>
-          <w:lang w:val="ru-RU"/>
-        </w:rPr>
-      </w:r>
-    </w:p>
-    <w:p>
-      <w:pPr>
-        <w:pStyle w:val="Normal"/>
-        <w:bidi w:val="0"/>
-        <w:jc w:val="left"/>
-        <w:rPr>
-          <w:sz w:val="36"/>
-          <w:szCs w:val="36"/>
-          <w:lang w:val="ru-RU"/>
-        </w:rPr>
-      </w:pPr>
-      <w:r>
-        <w:rPr>
-          <w:sz w:val="36"/>
-          <w:szCs w:val="36"/>
-          <w:lang w:val="ru-RU"/>
-        </w:rPr>
+          <w:i/>
+          <w:iCs/>
+          <w:sz w:val="36"/>
+          <w:szCs w:val="36"/>
+          <w:lang w:val="ru-RU"/>
+        </w:rPr>
+        <w:t>Григорий Бобков</w:t>
+      </w:r>
+      <w:r>
+        <w:rPr>
+          <w:sz w:val="36"/>
+          <w:szCs w:val="36"/>
+          <w:lang w:val="ru-RU"/>
+        </w:rPr>
+        <w:t>: создание и изменение базы данных, стартовое окно, окно авторизации и регистрации, презентация, содействие в создании уровней, магазин.</w:t>
+      </w:r>
+    </w:p>
+    <w:p>
+      <w:pPr>
+        <w:pStyle w:val="Normal"/>
+        <w:bidi w:val="0"/>
+        <w:jc w:val="left"/>
+        <w:rPr>
+          <w:sz w:val="36"/>
+          <w:szCs w:val="36"/>
+          <w:lang w:val="ru-RU"/>
+        </w:rPr>
+      </w:pPr>
+      <w:r>
+        <w:rPr>
+          <w:sz w:val="36"/>
+          <w:szCs w:val="36"/>
+          <w:lang w:val="ru-RU"/>
+        </w:rPr>
+      </w:r>
+    </w:p>
+    <w:p>
+      <w:pPr>
+        <w:pStyle w:val="Normal"/>
+        <w:bidi w:val="0"/>
+        <w:jc w:val="left"/>
+        <w:rPr>
+          <w:sz w:val="36"/>
+          <w:szCs w:val="36"/>
+          <w:lang w:val="ru-RU"/>
+        </w:rPr>
+      </w:pPr>
+      <w:r>
+        <w:rPr>
+          <w:i/>
+          <w:iCs/>
+          <w:sz w:val="36"/>
+          <w:szCs w:val="36"/>
+          <w:lang w:val="ru-RU"/>
+        </w:rPr>
+        <w:t>Бугреев Роман</w:t>
+      </w:r>
+      <w:r>
+        <w:rPr>
+          <w:sz w:val="36"/>
+          <w:szCs w:val="36"/>
+          <w:lang w:val="ru-RU"/>
+        </w:rPr>
+        <w:t>: создание игровых уровней и управления персонажем игры, техническое задание, пояснительная записка, окно возрождения.</w:t>
+      </w:r>
+    </w:p>
+    <w:p>
+      <w:pPr>
+        <w:pStyle w:val="Normal"/>
+        <w:bidi w:val="0"/>
+        <w:jc w:val="left"/>
+        <w:rPr>
+          <w:sz w:val="36"/>
+          <w:szCs w:val="36"/>
+          <w:lang w:val="ru-RU"/>
+        </w:rPr>
+      </w:pPr>
+      <w:r>
+        <w:rPr>
+          <w:sz w:val="36"/>
+          <w:szCs w:val="36"/>
+          <w:lang w:val="ru-RU"/>
+        </w:rPr>
+      </w:r>
+    </w:p>
+    <w:p>
+      <w:pPr>
+        <w:pStyle w:val="Normal"/>
+        <w:bidi w:val="0"/>
+        <w:jc w:val="left"/>
+        <w:rPr>
+          <w:b/>
+          <w:b/>
+          <w:bCs/>
+          <w:sz w:val="36"/>
+          <w:szCs w:val="36"/>
+          <w:lang w:val="ru-RU"/>
+        </w:rPr>
+      </w:pPr>
+      <w:r>
+        <w:rPr>
+          <w:b/>
+          <w:bCs/>
+          <w:sz w:val="36"/>
+          <w:szCs w:val="36"/>
+          <w:lang w:val="ru-RU"/>
+        </w:rPr>
+        <w:t xml:space="preserve">Игровой процесс: </w:t>
+      </w:r>
+    </w:p>
+    <w:p>
+      <w:pPr>
+        <w:pStyle w:val="Normal"/>
+        <w:bidi w:val="0"/>
+        <w:jc w:val="left"/>
+        <w:rPr>
+          <w:sz w:val="36"/>
+          <w:szCs w:val="36"/>
+          <w:lang w:val="ru-RU"/>
+        </w:rPr>
+      </w:pPr>
+      <w:r>
+        <w:rPr>
+          <w:b w:val="false"/>
+          <w:bCs w:val="false"/>
+          <w:i/>
+          <w:iCs/>
+          <w:sz w:val="36"/>
+          <w:szCs w:val="36"/>
+          <w:lang w:val="ru-RU"/>
+        </w:rPr>
+        <w:t xml:space="preserve">Игра </w:t>
+      </w:r>
+      <w:r>
+        <w:rPr>
+          <w:sz w:val="36"/>
+          <w:szCs w:val="36"/>
+          <w:lang w:val="ru-RU"/>
+        </w:rPr>
+        <w:t>будет представлять собой несколько уровней с лабиринтами. Задача игрок - собрать как можно больше монет в лабиринте и выбраться из него живым. В лабиринте его будут поджидать ловушки и различные опасности. В случае смерти игрок сможет возродиться на месте, где он погиб, за фиксированное число монет, если у него их хватает. В противном случае уровень придется проходить с самого начала.</w:t>
+      </w:r>
+    </w:p>
+    <w:p>
+      <w:pPr>
+        <w:pStyle w:val="Normal"/>
+        <w:bidi w:val="0"/>
+        <w:jc w:val="left"/>
+        <w:rPr>
+          <w:sz w:val="36"/>
+          <w:szCs w:val="36"/>
+          <w:lang w:val="ru-RU"/>
+        </w:rPr>
+      </w:pPr>
+      <w:r>
+        <w:rPr>
+          <w:sz w:val="36"/>
+          <w:szCs w:val="36"/>
+          <w:lang w:val="ru-RU"/>
+        </w:rPr>
+      </w:r>
+    </w:p>
+    <w:p>
+      <w:pPr>
+        <w:pStyle w:val="Normal"/>
+        <w:bidi w:val="0"/>
+        <w:jc w:val="left"/>
+        <w:rPr>
+          <w:sz w:val="36"/>
+          <w:szCs w:val="36"/>
+          <w:lang w:val="ru-RU"/>
+        </w:rPr>
+      </w:pPr>
+      <w:r>
+        <w:rPr>
+          <w:sz w:val="36"/>
+          <w:szCs w:val="36"/>
+          <w:lang w:val="ru-RU"/>
+        </w:rPr>
+        <w:t xml:space="preserve">За собранные на уровнях монеты игрок сможет поменять </w:t>
+      </w:r>
+      <w:r>
+        <w:rPr>
+          <w:b/>
+          <w:bCs/>
+          <w:sz w:val="36"/>
+          <w:szCs w:val="36"/>
+          <w:lang w:val="ru-RU"/>
+        </w:rPr>
+        <w:t xml:space="preserve">облик </w:t>
+      </w:r>
+      <w:r>
+        <w:rPr>
+          <w:sz w:val="36"/>
+          <w:szCs w:val="36"/>
+          <w:lang w:val="ru-RU"/>
+        </w:rPr>
+        <w:t>своего персонажа из предложенных в магазине вариантов.</w:t>
+      </w:r>
+    </w:p>
+    <w:p>
+      <w:pPr>
+        <w:pStyle w:val="Normal"/>
+        <w:bidi w:val="0"/>
+        <w:jc w:val="left"/>
+        <w:rPr>
+          <w:sz w:val="36"/>
+          <w:szCs w:val="36"/>
+          <w:lang w:val="ru-RU"/>
+        </w:rPr>
+      </w:pPr>
+      <w:r>
+        <w:rPr>
+          <w:sz w:val="36"/>
+          <w:szCs w:val="36"/>
+          <w:lang w:val="ru-RU"/>
+        </w:rPr>
+      </w:r>
+    </w:p>
+    <w:p>
+      <w:pPr>
+        <w:pStyle w:val="Normal"/>
+        <w:bidi w:val="0"/>
+        <w:jc w:val="left"/>
+        <w:rPr>
+          <w:sz w:val="36"/>
+          <w:szCs w:val="36"/>
+          <w:lang w:val="ru-RU"/>
+        </w:rPr>
+      </w:pPr>
+      <w:r>
+        <w:rPr>
+          <w:b w:val="false"/>
+          <w:bCs w:val="false"/>
+          <w:i w:val="false"/>
+          <w:iCs w:val="false"/>
+          <w:sz w:val="36"/>
+          <w:szCs w:val="36"/>
+          <w:lang w:val="ru-RU"/>
+        </w:rPr>
+        <w:t xml:space="preserve">В игре также будет реализована </w:t>
+      </w:r>
+      <w:r>
+        <w:rPr>
+          <w:b/>
+          <w:bCs/>
+          <w:i w:val="false"/>
+          <w:iCs w:val="false"/>
+          <w:sz w:val="36"/>
+          <w:szCs w:val="36"/>
+          <w:lang w:val="ru-RU"/>
+        </w:rPr>
+        <w:t xml:space="preserve">регистрация </w:t>
+      </w:r>
+      <w:r>
+        <w:rPr>
+          <w:b w:val="false"/>
+          <w:bCs w:val="false"/>
+          <w:i w:val="false"/>
+          <w:iCs w:val="false"/>
+          <w:sz w:val="36"/>
+          <w:szCs w:val="36"/>
+          <w:lang w:val="ru-RU"/>
+        </w:rPr>
+        <w:t xml:space="preserve">пользователя, </w:t>
+      </w:r>
+      <w:r>
+        <w:rPr>
+          <w:b/>
+          <w:bCs/>
+          <w:i w:val="false"/>
+          <w:iCs w:val="false"/>
+          <w:sz w:val="36"/>
+          <w:szCs w:val="36"/>
+          <w:lang w:val="ru-RU"/>
+        </w:rPr>
+        <w:t xml:space="preserve">окна </w:t>
+      </w:r>
+      <w:r>
+        <w:rPr>
+          <w:b w:val="false"/>
+          <w:bCs w:val="false"/>
+          <w:i w:val="false"/>
+          <w:iCs w:val="false"/>
+          <w:sz w:val="36"/>
+          <w:szCs w:val="36"/>
+          <w:lang w:val="ru-RU"/>
+        </w:rPr>
+        <w:t>победы и поражения.</w:t>
       </w:r>
     </w:p>
     <w:sectPr>
@@ -260,6 +476,7 @@
       <w:pgNumType w:fmt="decimal"/>
       <w:formProt w:val="false"/>
       <w:textDirection w:val="lrTb"/>
+      <w:docGrid w:type="default" w:linePitch="100" w:charSpace="0"/>
     </w:sectPr>
   </w:body>
 </w:document>
@@ -279,7 +496,6 @@
     </w:rPrDefault>
     <w:pPrDefault>
       <w:pPr>
-        <w:widowControl/>
         <w:suppressAutoHyphens w:val="true"/>
       </w:pPr>
     </w:pPrDefault>
@@ -289,7 +505,10 @@
     <w:qFormat/>
     <w:pPr>
       <w:widowControl/>
+      <w:suppressAutoHyphens w:val="true"/>
       <w:bidi w:val="0"/>
+      <w:spacing w:before="0" w:after="0"/>
+      <w:jc w:val="left"/>
     </w:pPr>
     <w:rPr>
       <w:rFonts w:ascii="Liberation Serif" w:hAnsi="Liberation Serif" w:eastAsia="NSimSun" w:cs="Lucida Sans"/>
